--- a/Course/Component 1 - Computer Systems/1.4 Data Types, Data Structures and Boolean Algebra/00 Topic Resources/End-of-Topic Worksheet (editable).docx
+++ b/Course/Component 1 - Computer Systems/1.4 Data Types, Data Structures and Boolean Algebra/00 Topic Resources/End-of-Topic Worksheet (editable).docx
@@ -31,7 +31,7 @@
         <w:rPr>
           <w:b/>
         </w:rPr>
-        <w:t>Time: ~40 min.  SHOW ALL WORKING.</w:t>
+        <w:t>Time: ~60 min.  SHOW ALL WORKING.</w:t>
       </w:r>
     </w:p>
     <w:p>
@@ -44,6 +44,14 @@
     <w:p>
       <w:pPr>
         <w:pStyle w:val="Heading2"/>
+      </w:pPr>
+      <w:r>
+        <w:t>Section A — Skills practice</w:t>
+      </w:r>
+    </w:p>
+    <w:p>
+      <w:pPr>
+        <w:pStyle w:val="Heading3"/>
       </w:pPr>
       <w:r>
         <w:t>Activity 1 — Conversion drill (denary ↔ binary ↔ hex)</w:t>
@@ -526,7 +534,7 @@
     </w:p>
     <w:p>
       <w:pPr>
-        <w:pStyle w:val="Heading2"/>
+        <w:pStyle w:val="Heading3"/>
       </w:pPr>
       <w:r>
         <w:t>Activity 2 — Two's complement (8-bit signed, range −128 to +127)</w:t>
@@ -825,7 +833,7 @@
     </w:p>
     <w:p>
       <w:pPr>
-        <w:pStyle w:val="Heading2"/>
+        <w:pStyle w:val="Heading3"/>
       </w:pPr>
       <w:r>
         <w:t>Activity 3 — Floating-point normalisation</w:t>
@@ -1161,7 +1169,7 @@
     </w:p>
     <w:p>
       <w:pPr>
-        <w:pStyle w:val="Heading2"/>
+        <w:pStyle w:val="Heading3"/>
       </w:pPr>
       <w:r>
         <w:t>Activity 4 — Binary shifts</w:t>
@@ -1365,7 +1373,7 @@
     </w:p>
     <w:p>
       <w:pPr>
-        <w:pStyle w:val="Heading2"/>
+        <w:pStyle w:val="Heading3"/>
       </w:pPr>
       <w:r>
         <w:t>Activity 5 — Data structures</w:t>
@@ -2360,7 +2368,7 @@
     </w:p>
     <w:p>
       <w:pPr>
-        <w:pStyle w:val="Heading2"/>
+        <w:pStyle w:val="Heading3"/>
       </w:pPr>
       <w:r>
         <w:t>Activity 6 — Boolean algebra &amp; logic</w:t>
@@ -3139,7 +3147,1181 @@
     </w:p>
     <w:p>
       <w:pPr>
-        <w:pStyle w:val="Heading2"/>
+        <w:pStyle w:val="Heading3"/>
+      </w:pPr>
+      <w:r>
+        <w:t>Activity 7 — Floating-point addition &amp; normalisation drill</w:t>
+      </w:r>
+    </w:p>
+    <w:p>
+      <w:pPr>
+        <w:ind w:left="432"/>
+        <w:shd w:fill="FFF8E7"/>
+      </w:pPr>
+      <w:r>
+        <w:rPr>
+          <w:b/>
+        </w:rPr>
+        <w:t>Examiner note:</w:t>
+      </w:r>
+      <w:r>
+        <w:t xml:space="preserve"> floating-point arithmetic is a documented weak spot — candidates forget to </w:t>
+      </w:r>
+      <w:r>
+        <w:rPr>
+          <w:b/>
+        </w:rPr>
+        <w:t>align exponents</w:t>
+      </w:r>
+      <w:r>
+        <w:t xml:space="preserve"> before adding mantissas, and forget to </w:t>
+      </w:r>
+      <w:r>
+        <w:rPr>
+          <w:b/>
+        </w:rPr>
+        <w:t>re-normalise</w:t>
+      </w:r>
+      <w:r>
+        <w:t xml:space="preserve"> (and adjust the exponent) afterwards. Work through every step.</w:t>
+      </w:r>
+    </w:p>
+    <w:p>
+      <w:r>
+        <w:t xml:space="preserve">All numbers use an </w:t>
+      </w:r>
+      <w:r>
+        <w:rPr>
+          <w:b/>
+        </w:rPr>
+        <w:t>8-bit mantissa</w:t>
+      </w:r>
+      <w:r>
+        <w:t xml:space="preserve"> and a </w:t>
+      </w:r>
+      <w:r>
+        <w:rPr>
+          <w:b/>
+        </w:rPr>
+        <w:t>4-bit exponent</w:t>
+      </w:r>
+      <w:r>
+        <w:t xml:space="preserve">, both in </w:t>
+      </w:r>
+      <w:r>
+        <w:rPr>
+          <w:b/>
+        </w:rPr>
+        <w:t>two's complement</w:t>
+      </w:r>
+      <w:r>
+        <w:t>, with the binary point after the first (sign) bit of the mantissa.</w:t>
+      </w:r>
+    </w:p>
+    <w:p>
+      <w:r>
+        <w:rPr>
+          <w:b/>
+        </w:rPr>
+        <w:t>(a) Add</w:t>
+      </w:r>
+      <w:r>
+        <w:t xml:space="preserve"> these two floating-point numbers. Follow the steps.</w:t>
+      </w:r>
+    </w:p>
+    <w:p>
+      <w:pPr>
+        <w:shd w:fill="F2F2F2"/>
+      </w:pPr>
+      <w:r>
+        <w:rPr>
+          <w:rFonts w:ascii="Consolas" w:hAnsi="Consolas"/>
+          <w:sz w:val="18"/>
+        </w:rPr>
+        <w:t>Number P:  mantissa 0.1010000   exponent 0011</w:t>
+        <w:br/>
+        <w:t>Number Q:  mantissa 0.1000000   exponent 0001</w:t>
+      </w:r>
+    </w:p>
+    <w:p>
+      <w:r>
+        <w:t xml:space="preserve">Step 1 — Convert each to denary as a check:  P = </w:t>
+      </w:r>
+      <w:r>
+        <w:rPr>
+          <w:b/>
+        </w:rPr>
+        <w:t>_</w:t>
+      </w:r>
+      <w:r>
+        <w:rPr>
+          <w:b/>
+        </w:rPr>
+        <w:t xml:space="preserve">_   Q = </w:t>
+      </w:r>
+      <w:r>
+        <w:rPr>
+          <w:b/>
+        </w:rPr>
+        <w:t>_</w:t>
+      </w:r>
+      <w:r>
+        <w:t>_</w:t>
+      </w:r>
+    </w:p>
+    <w:p>
+      <w:r>
+        <w:t xml:space="preserve">Step 2 — Align: rewrite </w:t>
+      </w:r>
+      <w:r>
+        <w:rPr>
+          <w:b/>
+        </w:rPr>
+        <w:t>Q</w:t>
+      </w:r>
+      <w:r>
+        <w:t xml:space="preserve"> so its exponent matches P's (shift the mantissa right, one place per step):</w:t>
+      </w:r>
+    </w:p>
+    <w:p>
+      <w:r>
+        <w:t xml:space="preserve">Q becomes: mantissa </w:t>
+      </w:r>
+      <w:r>
+        <w:rPr>
+          <w:b/>
+        </w:rPr>
+        <w:t>_</w:t>
+      </w:r>
+      <w:r>
+        <w:rPr>
+          <w:b/>
+        </w:rPr>
+        <w:t>_</w:t>
+      </w:r>
+      <w:r>
+        <w:rPr>
+          <w:b/>
+        </w:rPr>
+        <w:t xml:space="preserve">__ exponent </w:t>
+      </w:r>
+      <w:r>
+        <w:rPr>
+          <w:b/>
+        </w:rPr>
+        <w:t>_</w:t>
+      </w:r>
+      <w:r>
+        <w:t>_</w:t>
+      </w:r>
+    </w:p>
+    <w:p>
+      <w:r>
+        <w:t>Step 3 — Add the mantissas:</w:t>
+      </w:r>
+    </w:p>
+    <w:p>
+      <w:pPr>
+        <w:shd w:fill="F2F2F2"/>
+      </w:pPr>
+      <w:r>
+        <w:rPr>
+          <w:rFonts w:ascii="Consolas" w:hAnsi="Consolas"/>
+          <w:sz w:val="18"/>
+        </w:rPr>
+        <w:t xml:space="preserve">   0.1010000</w:t>
+        <w:br/>
+        <w:t xml:space="preserve"> + _________</w:t>
+        <w:br/>
+        <w:t xml:space="preserve"> -----------</w:t>
+        <w:br/>
+        <w:t xml:space="preserve">   _________</w:t>
+      </w:r>
+    </w:p>
+    <w:p>
+      <w:r>
+        <w:t xml:space="preserve">Step 4 — Result (normalise if needed):  mantissa </w:t>
+      </w:r>
+      <w:r>
+        <w:rPr>
+          <w:b/>
+        </w:rPr>
+        <w:t>_</w:t>
+      </w:r>
+      <w:r>
+        <w:rPr>
+          <w:b/>
+        </w:rPr>
+        <w:t>_</w:t>
+      </w:r>
+      <w:r>
+        <w:rPr>
+          <w:b/>
+        </w:rPr>
+        <w:t xml:space="preserve">__ exponent </w:t>
+      </w:r>
+      <w:r>
+        <w:rPr>
+          <w:b/>
+        </w:rPr>
+        <w:t>_</w:t>
+      </w:r>
+      <w:r>
+        <w:t>_</w:t>
+      </w:r>
+    </w:p>
+    <w:p>
+      <w:r>
+        <w:t xml:space="preserve">Step 5 — Denary check (should equal P + Q):  </w:t>
+      </w:r>
+      <w:r>
+        <w:rPr>
+          <w:b/>
+        </w:rPr>
+        <w:t>_</w:t>
+      </w:r>
+      <w:r>
+        <w:rPr>
+          <w:b/>
+        </w:rPr>
+        <w:t>_</w:t>
+      </w:r>
+      <w:r>
+        <w:rPr>
+          <w:b/>
+        </w:rPr>
+      </w:r>
+    </w:p>
+    <w:p>
+      <w:r>
+        <w:rPr>
+          <w:b/>
+        </w:rPr>
+        <w:t>(b)</w:t>
+      </w:r>
+      <w:r>
+        <w:t xml:space="preserve"> A calculation elsewhere produces the </w:t>
+      </w:r>
+      <w:r>
+        <w:rPr>
+          <w:b/>
+        </w:rPr>
+        <w:t>un-normalised</w:t>
+      </w:r>
+      <w:r>
+        <w:t xml:space="preserve"> result:</w:t>
+      </w:r>
+    </w:p>
+    <w:p>
+      <w:pPr>
+        <w:shd w:fill="F2F2F2"/>
+      </w:pPr>
+      <w:r>
+        <w:rPr>
+          <w:rFonts w:ascii="Consolas" w:hAnsi="Consolas"/>
+          <w:sz w:val="18"/>
+        </w:rPr>
+        <w:t>mantissa 0.0001100   exponent 0101</w:t>
+      </w:r>
+    </w:p>
+    <w:p>
+      <w:r>
+        <w:t>Normalise it (mantissa and exponent), and give the denary value as a check.</w:t>
+      </w:r>
+    </w:p>
+    <w:p>
+      <w:r>
+        <w:t xml:space="preserve">Normalised mantissa = </w:t>
+      </w:r>
+      <w:r>
+        <w:rPr>
+          <w:b/>
+        </w:rPr>
+        <w:t>_</w:t>
+      </w:r>
+      <w:r>
+        <w:rPr>
+          <w:b/>
+        </w:rPr>
+        <w:t>_</w:t>
+      </w:r>
+      <w:r>
+        <w:rPr>
+          <w:b/>
+        </w:rPr>
+        <w:t xml:space="preserve">__  Exponent = </w:t>
+      </w:r>
+      <w:r>
+        <w:rPr>
+          <w:b/>
+        </w:rPr>
+        <w:t>_</w:t>
+      </w:r>
+      <w:r>
+        <w:t xml:space="preserve">_  Denary value = </w:t>
+      </w:r>
+      <w:r>
+        <w:rPr>
+          <w:b/>
+        </w:rPr>
+        <w:t>_</w:t>
+      </w:r>
+      <w:r>
+        <w:rPr>
+          <w:b/>
+        </w:rPr>
+      </w:r>
+    </w:p>
+    <w:p>
+      <w:r>
+        <w:rPr>
+          <w:b/>
+        </w:rPr>
+        <w:t>(c)</w:t>
+      </w:r>
+      <w:r>
+        <w:t xml:space="preserve"> Normalise this </w:t>
+      </w:r>
+      <w:r>
+        <w:rPr>
+          <w:b/>
+        </w:rPr>
+        <w:t>negative</w:t>
+      </w:r>
+      <w:r>
+        <w:t xml:space="preserve"> number (remember: a normalised negative mantissa starts </w:t>
+      </w:r>
+      <w:r>
+        <w:rPr>
+          <w:rFonts w:ascii="Consolas" w:hAnsi="Consolas"/>
+          <w:sz w:val="19"/>
+        </w:rPr>
+        <w:t>1.0…</w:t>
+      </w:r>
+      <w:r>
+        <w:t>):</w:t>
+      </w:r>
+    </w:p>
+    <w:p>
+      <w:pPr>
+        <w:shd w:fill="F2F2F2"/>
+      </w:pPr>
+      <w:r>
+        <w:rPr>
+          <w:rFonts w:ascii="Consolas" w:hAnsi="Consolas"/>
+          <w:sz w:val="18"/>
+        </w:rPr>
+        <w:t>mantissa 1.1101000   exponent 0100</w:t>
+      </w:r>
+    </w:p>
+    <w:p>
+      <w:r>
+        <w:t xml:space="preserve">Normalised mantissa = </w:t>
+      </w:r>
+      <w:r>
+        <w:rPr>
+          <w:b/>
+        </w:rPr>
+        <w:t>_</w:t>
+      </w:r>
+      <w:r>
+        <w:rPr>
+          <w:b/>
+        </w:rPr>
+        <w:t>_</w:t>
+      </w:r>
+      <w:r>
+        <w:rPr>
+          <w:b/>
+        </w:rPr>
+        <w:t xml:space="preserve">__  Exponent = </w:t>
+      </w:r>
+      <w:r>
+        <w:rPr>
+          <w:b/>
+        </w:rPr>
+        <w:t>_</w:t>
+      </w:r>
+      <w:r>
+        <w:t xml:space="preserve">_  Denary value = </w:t>
+      </w:r>
+      <w:r>
+        <w:rPr>
+          <w:b/>
+        </w:rPr>
+        <w:t>_</w:t>
+      </w:r>
+      <w:r>
+        <w:rPr>
+          <w:b/>
+        </w:rPr>
+      </w:r>
+    </w:p>
+    <w:p>
+      <w:pPr>
+        <w:pBdr>
+          <w:bottom w:val="single" w:sz="6" w:space="1" w:color="AAAAAA"/>
+        </w:pBdr>
+      </w:pPr>
+    </w:p>
+    <w:p>
+      <w:pPr>
+        <w:pStyle w:val="Heading3"/>
+      </w:pPr>
+      <w:r>
+        <w:t>Activity 8 — Karnaugh map simplification</w:t>
+      </w:r>
+    </w:p>
+    <w:p>
+      <w:pPr>
+        <w:ind w:left="432"/>
+        <w:shd w:fill="FFF8E7"/>
+      </w:pPr>
+      <w:r>
+        <w:rPr>
+          <w:b/>
+        </w:rPr>
+        <w:t>Examiner note:</w:t>
+      </w:r>
+      <w:r>
+        <w:t xml:space="preserve"> common errors examiners report — grouping diagonally (not allowed), missing the </w:t>
+      </w:r>
+      <w:r>
+        <w:rPr>
+          <w:b/>
+        </w:rPr>
+        <w:t>wrap-around</w:t>
+      </w:r>
+      <w:r>
+        <w:t xml:space="preserve"> groups at the edges/corners, using group sizes that are not powers of 2, and not making groups as </w:t>
+      </w:r>
+      <w:r>
+        <w:rPr>
+          <w:b/>
+        </w:rPr>
+        <w:t>large</w:t>
+      </w:r>
+      <w:r>
+        <w:t xml:space="preserve"> as possible. Groups may overlap.</w:t>
+      </w:r>
+    </w:p>
+    <w:p>
+      <w:r>
+        <w:rPr>
+          <w:b/>
+        </w:rPr>
+        <w:t>(a)</w:t>
+      </w:r>
+      <w:r>
+        <w:t xml:space="preserve"> The Boolean function is </w:t>
+      </w:r>
+      <w:r>
+        <w:rPr>
+          <w:b/>
+        </w:rPr>
+        <w:t>Q = ¬A·B·C + A·B·C + A·B·¬C</w:t>
+      </w:r>
+      <w:r>
+        <w:t>.</w:t>
+      </w:r>
+    </w:p>
+    <w:p>
+      <w:r>
+        <w:t>Fill in the 3-variable Karnaugh map (put a 1 in each cell where Q = 1, 0 elsewhere), draw your groups, then write the simplified expression.</w:t>
+      </w:r>
+    </w:p>
+    <w:tbl>
+      <w:tblPr>
+        <w:tblStyle w:val="TableGrid"/>
+        <w:tblW w:type="auto" w:w="0"/>
+        <w:tblLook w:firstColumn="1" w:firstRow="1" w:lastColumn="0" w:lastRow="0" w:noHBand="0" w:noVBand="1" w:val="04A0"/>
+      </w:tblPr>
+      <w:tblGrid>
+        <w:gridCol w:w="1728"/>
+        <w:gridCol w:w="1728"/>
+        <w:gridCol w:w="1728"/>
+        <w:gridCol w:w="1728"/>
+        <w:gridCol w:w="1728"/>
+      </w:tblGrid>
+      <w:tr>
+        <w:tc>
+          <w:tcPr>
+            <w:tcW w:type="dxa" w:w="1728"/>
+            <w:shd w:fill="D9E2F3"/>
+          </w:tcPr>
+          <w:p>
+            <w:r>
+              <w:rPr>
+                <w:b/>
+              </w:rPr>
+            </w:r>
+          </w:p>
+        </w:tc>
+        <w:tc>
+          <w:tcPr>
+            <w:tcW w:type="dxa" w:w="1728"/>
+            <w:shd w:fill="D9E2F3"/>
+          </w:tcPr>
+          <w:p>
+            <w:r>
+              <w:rPr>
+                <w:b/>
+              </w:rPr>
+            </w:r>
+            <w:r>
+              <w:rPr>
+                <w:b/>
+              </w:rPr>
+              <w:t>BC=00</w:t>
+            </w:r>
+          </w:p>
+        </w:tc>
+        <w:tc>
+          <w:tcPr>
+            <w:tcW w:type="dxa" w:w="1728"/>
+            <w:shd w:fill="D9E2F3"/>
+          </w:tcPr>
+          <w:p>
+            <w:r>
+              <w:rPr>
+                <w:b/>
+              </w:rPr>
+            </w:r>
+            <w:r>
+              <w:rPr>
+                <w:b/>
+              </w:rPr>
+              <w:t>BC=01</w:t>
+            </w:r>
+          </w:p>
+        </w:tc>
+        <w:tc>
+          <w:tcPr>
+            <w:tcW w:type="dxa" w:w="1728"/>
+            <w:shd w:fill="D9E2F3"/>
+          </w:tcPr>
+          <w:p>
+            <w:r>
+              <w:rPr>
+                <w:b/>
+              </w:rPr>
+            </w:r>
+            <w:r>
+              <w:rPr>
+                <w:b/>
+              </w:rPr>
+              <w:t>BC=11</w:t>
+            </w:r>
+          </w:p>
+        </w:tc>
+        <w:tc>
+          <w:tcPr>
+            <w:tcW w:type="dxa" w:w="1728"/>
+            <w:shd w:fill="D9E2F3"/>
+          </w:tcPr>
+          <w:p>
+            <w:r>
+              <w:rPr>
+                <w:b/>
+              </w:rPr>
+            </w:r>
+            <w:r>
+              <w:rPr>
+                <w:b/>
+              </w:rPr>
+              <w:t>BC=10</w:t>
+            </w:r>
+          </w:p>
+        </w:tc>
+      </w:tr>
+      <w:tr>
+        <w:tc>
+          <w:tcPr>
+            <w:tcW w:type="dxa" w:w="1728"/>
+          </w:tcPr>
+          <w:p>
+            <w:r/>
+            <w:r>
+              <w:rPr>
+                <w:b/>
+              </w:rPr>
+              <w:t>A=0</w:t>
+            </w:r>
+          </w:p>
+        </w:tc>
+        <w:tc>
+          <w:tcPr>
+            <w:tcW w:type="dxa" w:w="1728"/>
+          </w:tcPr>
+          <w:p>
+            <w:r/>
+          </w:p>
+        </w:tc>
+        <w:tc>
+          <w:tcPr>
+            <w:tcW w:type="dxa" w:w="1728"/>
+          </w:tcPr>
+          <w:p>
+            <w:r/>
+          </w:p>
+        </w:tc>
+        <w:tc>
+          <w:tcPr>
+            <w:tcW w:type="dxa" w:w="1728"/>
+          </w:tcPr>
+          <w:p>
+            <w:r/>
+          </w:p>
+        </w:tc>
+        <w:tc>
+          <w:tcPr>
+            <w:tcW w:type="dxa" w:w="1728"/>
+          </w:tcPr>
+          <w:p>
+            <w:r/>
+          </w:p>
+        </w:tc>
+      </w:tr>
+      <w:tr>
+        <w:tc>
+          <w:tcPr>
+            <w:tcW w:type="dxa" w:w="1728"/>
+          </w:tcPr>
+          <w:p>
+            <w:r/>
+            <w:r>
+              <w:rPr>
+                <w:b/>
+              </w:rPr>
+              <w:t>A=1</w:t>
+            </w:r>
+          </w:p>
+        </w:tc>
+        <w:tc>
+          <w:tcPr>
+            <w:tcW w:type="dxa" w:w="1728"/>
+          </w:tcPr>
+          <w:p>
+            <w:r/>
+          </w:p>
+        </w:tc>
+        <w:tc>
+          <w:tcPr>
+            <w:tcW w:type="dxa" w:w="1728"/>
+          </w:tcPr>
+          <w:p>
+            <w:r/>
+          </w:p>
+        </w:tc>
+        <w:tc>
+          <w:tcPr>
+            <w:tcW w:type="dxa" w:w="1728"/>
+          </w:tcPr>
+          <w:p>
+            <w:r/>
+          </w:p>
+        </w:tc>
+        <w:tc>
+          <w:tcPr>
+            <w:tcW w:type="dxa" w:w="1728"/>
+          </w:tcPr>
+          <w:p>
+            <w:r/>
+          </w:p>
+        </w:tc>
+      </w:tr>
+    </w:tbl>
+    <w:p/>
+    <w:p>
+      <w:r>
+        <w:t xml:space="preserve">Simplified Q = </w:t>
+      </w:r>
+      <w:r>
+        <w:rPr>
+          <w:b/>
+        </w:rPr>
+        <w:t>_</w:t>
+      </w:r>
+      <w:r>
+        <w:rPr>
+          <w:b/>
+        </w:rPr>
+        <w:t>_</w:t>
+      </w:r>
+      <w:r>
+        <w:rPr>
+          <w:b/>
+        </w:rPr>
+        <w:t>_</w:t>
+      </w:r>
+      <w:r>
+        <w:rPr>
+          <w:b/>
+        </w:rPr>
+        <w:t>_</w:t>
+      </w:r>
+      <w:r>
+        <w:rPr>
+          <w:b/>
+        </w:rPr>
+        <w:t>_</w:t>
+      </w:r>
+      <w:r>
+        <w:rPr>
+          <w:b/>
+        </w:rPr>
+        <w:t>_</w:t>
+      </w:r>
+    </w:p>
+    <w:p>
+      <w:r>
+        <w:rPr>
+          <w:b/>
+        </w:rPr>
+        <w:t>(b)</w:t>
+      </w:r>
+      <w:r>
+        <w:t xml:space="preserve"> The completed 4-variable Karnaugh map for output </w:t>
+      </w:r>
+      <w:r>
+        <w:rPr>
+          <w:b/>
+        </w:rPr>
+        <w:t>Q</w:t>
+      </w:r>
+      <w:r>
+        <w:t xml:space="preserve"> is shown below (rows AB, columns CD, Gray-code order).</w:t>
+      </w:r>
+    </w:p>
+    <w:tbl>
+      <w:tblPr>
+        <w:tblStyle w:val="TableGrid"/>
+        <w:tblW w:type="auto" w:w="0"/>
+        <w:tblLook w:firstColumn="1" w:firstRow="1" w:lastColumn="0" w:lastRow="0" w:noHBand="0" w:noVBand="1" w:val="04A0"/>
+      </w:tblPr>
+      <w:tblGrid>
+        <w:gridCol w:w="1728"/>
+        <w:gridCol w:w="1728"/>
+        <w:gridCol w:w="1728"/>
+        <w:gridCol w:w="1728"/>
+        <w:gridCol w:w="1728"/>
+      </w:tblGrid>
+      <w:tr>
+        <w:tc>
+          <w:tcPr>
+            <w:tcW w:type="dxa" w:w="1728"/>
+            <w:shd w:fill="D9E2F3"/>
+          </w:tcPr>
+          <w:p>
+            <w:r>
+              <w:rPr>
+                <w:b/>
+              </w:rPr>
+            </w:r>
+            <w:r>
+              <w:rPr>
+                <w:b/>
+              </w:rPr>
+              <w:t>AB \ CD</w:t>
+            </w:r>
+          </w:p>
+        </w:tc>
+        <w:tc>
+          <w:tcPr>
+            <w:tcW w:type="dxa" w:w="1728"/>
+            <w:shd w:fill="D9E2F3"/>
+          </w:tcPr>
+          <w:p>
+            <w:r>
+              <w:rPr>
+                <w:b/>
+              </w:rPr>
+            </w:r>
+            <w:r>
+              <w:rPr>
+                <w:b/>
+              </w:rPr>
+              <w:t>00</w:t>
+            </w:r>
+          </w:p>
+        </w:tc>
+        <w:tc>
+          <w:tcPr>
+            <w:tcW w:type="dxa" w:w="1728"/>
+            <w:shd w:fill="D9E2F3"/>
+          </w:tcPr>
+          <w:p>
+            <w:r>
+              <w:rPr>
+                <w:b/>
+              </w:rPr>
+            </w:r>
+            <w:r>
+              <w:rPr>
+                <w:b/>
+              </w:rPr>
+              <w:t>01</w:t>
+            </w:r>
+          </w:p>
+        </w:tc>
+        <w:tc>
+          <w:tcPr>
+            <w:tcW w:type="dxa" w:w="1728"/>
+            <w:shd w:fill="D9E2F3"/>
+          </w:tcPr>
+          <w:p>
+            <w:r>
+              <w:rPr>
+                <w:b/>
+              </w:rPr>
+            </w:r>
+            <w:r>
+              <w:rPr>
+                <w:b/>
+              </w:rPr>
+              <w:t>11</w:t>
+            </w:r>
+          </w:p>
+        </w:tc>
+        <w:tc>
+          <w:tcPr>
+            <w:tcW w:type="dxa" w:w="1728"/>
+            <w:shd w:fill="D9E2F3"/>
+          </w:tcPr>
+          <w:p>
+            <w:r>
+              <w:rPr>
+                <w:b/>
+              </w:rPr>
+            </w:r>
+            <w:r>
+              <w:rPr>
+                <w:b/>
+              </w:rPr>
+              <w:t>10</w:t>
+            </w:r>
+          </w:p>
+        </w:tc>
+      </w:tr>
+      <w:tr>
+        <w:tc>
+          <w:tcPr>
+            <w:tcW w:type="dxa" w:w="1728"/>
+          </w:tcPr>
+          <w:p>
+            <w:r/>
+            <w:r>
+              <w:rPr>
+                <w:b/>
+              </w:rPr>
+              <w:t>00</w:t>
+            </w:r>
+          </w:p>
+        </w:tc>
+        <w:tc>
+          <w:tcPr>
+            <w:tcW w:type="dxa" w:w="1728"/>
+          </w:tcPr>
+          <w:p>
+            <w:r/>
+            <w:r>
+              <w:t>1</w:t>
+            </w:r>
+          </w:p>
+        </w:tc>
+        <w:tc>
+          <w:tcPr>
+            <w:tcW w:type="dxa" w:w="1728"/>
+          </w:tcPr>
+          <w:p>
+            <w:r/>
+            <w:r>
+              <w:t>0</w:t>
+            </w:r>
+          </w:p>
+        </w:tc>
+        <w:tc>
+          <w:tcPr>
+            <w:tcW w:type="dxa" w:w="1728"/>
+          </w:tcPr>
+          <w:p>
+            <w:r/>
+            <w:r>
+              <w:t>0</w:t>
+            </w:r>
+          </w:p>
+        </w:tc>
+        <w:tc>
+          <w:tcPr>
+            <w:tcW w:type="dxa" w:w="1728"/>
+          </w:tcPr>
+          <w:p>
+            <w:r/>
+            <w:r>
+              <w:t>1</w:t>
+            </w:r>
+          </w:p>
+        </w:tc>
+      </w:tr>
+      <w:tr>
+        <w:tc>
+          <w:tcPr>
+            <w:tcW w:type="dxa" w:w="1728"/>
+          </w:tcPr>
+          <w:p>
+            <w:r/>
+            <w:r>
+              <w:rPr>
+                <w:b/>
+              </w:rPr>
+              <w:t>01</w:t>
+            </w:r>
+          </w:p>
+        </w:tc>
+        <w:tc>
+          <w:tcPr>
+            <w:tcW w:type="dxa" w:w="1728"/>
+          </w:tcPr>
+          <w:p>
+            <w:r/>
+            <w:r>
+              <w:t>0</w:t>
+            </w:r>
+          </w:p>
+        </w:tc>
+        <w:tc>
+          <w:tcPr>
+            <w:tcW w:type="dxa" w:w="1728"/>
+          </w:tcPr>
+          <w:p>
+            <w:r/>
+            <w:r>
+              <w:t>1</w:t>
+            </w:r>
+          </w:p>
+        </w:tc>
+        <w:tc>
+          <w:tcPr>
+            <w:tcW w:type="dxa" w:w="1728"/>
+          </w:tcPr>
+          <w:p>
+            <w:r/>
+            <w:r>
+              <w:t>1</w:t>
+            </w:r>
+          </w:p>
+        </w:tc>
+        <w:tc>
+          <w:tcPr>
+            <w:tcW w:type="dxa" w:w="1728"/>
+          </w:tcPr>
+          <w:p>
+            <w:r/>
+            <w:r>
+              <w:t>0</w:t>
+            </w:r>
+          </w:p>
+        </w:tc>
+      </w:tr>
+      <w:tr>
+        <w:tc>
+          <w:tcPr>
+            <w:tcW w:type="dxa" w:w="1728"/>
+          </w:tcPr>
+          <w:p>
+            <w:r/>
+            <w:r>
+              <w:rPr>
+                <w:b/>
+              </w:rPr>
+              <w:t>11</w:t>
+            </w:r>
+          </w:p>
+        </w:tc>
+        <w:tc>
+          <w:tcPr>
+            <w:tcW w:type="dxa" w:w="1728"/>
+          </w:tcPr>
+          <w:p>
+            <w:r/>
+            <w:r>
+              <w:t>0</w:t>
+            </w:r>
+          </w:p>
+        </w:tc>
+        <w:tc>
+          <w:tcPr>
+            <w:tcW w:type="dxa" w:w="1728"/>
+          </w:tcPr>
+          <w:p>
+            <w:r/>
+            <w:r>
+              <w:t>0</w:t>
+            </w:r>
+          </w:p>
+        </w:tc>
+        <w:tc>
+          <w:tcPr>
+            <w:tcW w:type="dxa" w:w="1728"/>
+          </w:tcPr>
+          <w:p>
+            <w:r/>
+            <w:r>
+              <w:t>0</w:t>
+            </w:r>
+          </w:p>
+        </w:tc>
+        <w:tc>
+          <w:tcPr>
+            <w:tcW w:type="dxa" w:w="1728"/>
+          </w:tcPr>
+          <w:p>
+            <w:r/>
+            <w:r>
+              <w:t>0</w:t>
+            </w:r>
+          </w:p>
+        </w:tc>
+      </w:tr>
+      <w:tr>
+        <w:tc>
+          <w:tcPr>
+            <w:tcW w:type="dxa" w:w="1728"/>
+          </w:tcPr>
+          <w:p>
+            <w:r/>
+            <w:r>
+              <w:rPr>
+                <w:b/>
+              </w:rPr>
+              <w:t>10</w:t>
+            </w:r>
+          </w:p>
+        </w:tc>
+        <w:tc>
+          <w:tcPr>
+            <w:tcW w:type="dxa" w:w="1728"/>
+          </w:tcPr>
+          <w:p>
+            <w:r/>
+            <w:r>
+              <w:t>1</w:t>
+            </w:r>
+          </w:p>
+        </w:tc>
+        <w:tc>
+          <w:tcPr>
+            <w:tcW w:type="dxa" w:w="1728"/>
+          </w:tcPr>
+          <w:p>
+            <w:r/>
+            <w:r>
+              <w:t>0</w:t>
+            </w:r>
+          </w:p>
+        </w:tc>
+        <w:tc>
+          <w:tcPr>
+            <w:tcW w:type="dxa" w:w="1728"/>
+          </w:tcPr>
+          <w:p>
+            <w:r/>
+            <w:r>
+              <w:t>0</w:t>
+            </w:r>
+          </w:p>
+        </w:tc>
+        <w:tc>
+          <w:tcPr>
+            <w:tcW w:type="dxa" w:w="1728"/>
+          </w:tcPr>
+          <w:p>
+            <w:r/>
+            <w:r>
+              <w:t>1</w:t>
+            </w:r>
+          </w:p>
+        </w:tc>
+      </w:tr>
+    </w:tbl>
+    <w:p/>
+    <w:p>
+      <w:r>
+        <w:t xml:space="preserve">Identify the groups (hint: one group </w:t>
+      </w:r>
+      <w:r>
+        <w:rPr>
+          <w:b/>
+        </w:rPr>
+        <w:t>wraps around all four corners</w:t>
+      </w:r>
+      <w:r>
+        <w:t>) and write the simplified expression.</w:t>
+      </w:r>
+    </w:p>
+    <w:p>
+      <w:r>
+        <w:t xml:space="preserve">Groups found: </w:t>
+      </w:r>
+      <w:r>
+        <w:rPr>
+          <w:rFonts w:ascii="Consolas" w:hAnsi="Consolas"/>
+          <w:sz w:val="19"/>
+        </w:rPr>
+        <w:t>____________________________________________</w:t>
+      </w:r>
+    </w:p>
+    <w:p>
+      <w:r>
+        <w:t xml:space="preserve">Simplified Q = </w:t>
+      </w:r>
+      <w:r>
+        <w:rPr>
+          <w:b/>
+        </w:rPr>
+        <w:t>_</w:t>
+      </w:r>
+      <w:r>
+        <w:rPr>
+          <w:b/>
+        </w:rPr>
+        <w:t>_</w:t>
+      </w:r>
+      <w:r>
+        <w:rPr>
+          <w:b/>
+        </w:rPr>
+        <w:t>_</w:t>
+      </w:r>
+      <w:r>
+        <w:rPr>
+          <w:b/>
+        </w:rPr>
+        <w:t>_</w:t>
+      </w:r>
+      <w:r>
+        <w:rPr>
+          <w:b/>
+        </w:rPr>
+        <w:t>_</w:t>
+      </w:r>
+      <w:r>
+        <w:rPr>
+          <w:b/>
+        </w:rPr>
+        <w:t>_</w:t>
+      </w:r>
+    </w:p>
+    <w:p>
+      <w:pPr>
+        <w:pBdr>
+          <w:bottom w:val="single" w:sz="6" w:space="1" w:color="AAAAAA"/>
+        </w:pBdr>
+      </w:pPr>
+    </w:p>
+    <w:p>
+      <w:pPr>
+        <w:pStyle w:val="Heading3"/>
       </w:pPr>
       <w:r>
         <w:t>Challenge box</w:t>
@@ -3279,6 +4461,1087 @@
     <w:p>
       <w:r>
         <w:t>&lt;br&gt;&lt;br&gt;&lt;br&gt;</w:t>
+      </w:r>
+    </w:p>
+    <w:p>
+      <w:pPr>
+        <w:pBdr>
+          <w:bottom w:val="single" w:sz="6" w:space="1" w:color="AAAAAA"/>
+        </w:pBdr>
+      </w:pPr>
+    </w:p>
+    <w:p>
+      <w:pPr>
+        <w:pStyle w:val="Heading2"/>
+      </w:pPr>
+      <w:r>
+        <w:t>Section B — Exam practice (30 marks)</w:t>
+      </w:r>
+    </w:p>
+    <w:p>
+      <w:r>
+        <w:rPr>
+          <w:i/>
+        </w:rPr>
+        <w:t>Answer all questions in the spaces provided. In questions marked with an asterisk (\</w:t>
+      </w:r>
+      <w:r>
+        <w:t>) the quality of your extended response will be assessed.*</w:t>
+      </w:r>
+    </w:p>
+    <w:p>
+      <w:r>
+        <w:rPr>
+          <w:b/>
+        </w:rPr>
+        <w:t>Q1</w:t>
+      </w:r>
+      <w:r>
+        <w:t xml:space="preserve"> Describe </w:t>
+      </w:r>
+      <w:r>
+        <w:rPr>
+          <w:b/>
+        </w:rPr>
+        <w:t>one</w:t>
+      </w:r>
+      <w:r>
+        <w:t xml:space="preserve"> difference between the ASCII and Unicode character sets. </w:t>
+      </w:r>
+      <w:r>
+        <w:rPr>
+          <w:b/>
+        </w:rPr>
+        <w:t>[2]</w:t>
+      </w:r>
+      <w:r>
+        <w:t xml:space="preserve"> (AO1)</w:t>
+      </w:r>
+    </w:p>
+    <w:p>
+      <w:pPr>
+        <w:spacing w:before="260"/>
+        <w:pBdr>
+          <w:bottom w:val="single" w:sz="4" w:space="1" w:color="AAB4C0"/>
+        </w:pBdr>
+      </w:pPr>
+    </w:p>
+    <w:p>
+      <w:pPr>
+        <w:spacing w:before="260"/>
+        <w:pBdr>
+          <w:bottom w:val="single" w:sz="4" w:space="1" w:color="AAB4C0"/>
+        </w:pBdr>
+      </w:pPr>
+    </w:p>
+    <w:p>
+      <w:pPr>
+        <w:spacing w:before="260"/>
+        <w:pBdr>
+          <w:bottom w:val="single" w:sz="4" w:space="1" w:color="AAB4C0"/>
+        </w:pBdr>
+      </w:pPr>
+    </w:p>
+    <w:p>
+      <w:r>
+        <w:rPr>
+          <w:rFonts w:ascii="Consolas" w:hAnsi="Consolas"/>
+          <w:sz w:val="19"/>
+        </w:rPr>
+        <w:t>_______________________________________________________________</w:t>
+      </w:r>
+    </w:p>
+    <w:p>
+      <w:r>
+        <w:rPr>
+          <w:rFonts w:ascii="Consolas" w:hAnsi="Consolas"/>
+          <w:sz w:val="19"/>
+        </w:rPr>
+        <w:t>_______________________________________________________________</w:t>
+      </w:r>
+    </w:p>
+    <w:p>
+      <w:r>
+        <w:rPr>
+          <w:b/>
+        </w:rPr>
+        <w:t>Q2</w:t>
+      </w:r>
+      <w:r>
+        <w:t xml:space="preserve"> A weather station records air temperatures between −60 °C and +60 °C and stores each reading as an </w:t>
+      </w:r>
+      <w:r>
+        <w:rPr>
+          <w:b/>
+        </w:rPr>
+        <w:t>8-bit two's complement</w:t>
+      </w:r>
+      <w:r>
+        <w:t xml:space="preserve"> integer.</w:t>
+      </w:r>
+    </w:p>
+    <w:p>
+      <w:r>
+        <w:t xml:space="preserve">Show how the temperature </w:t>
+      </w:r>
+      <w:r>
+        <w:rPr>
+          <w:b/>
+        </w:rPr>
+        <w:t>−45</w:t>
+      </w:r>
+      <w:r>
+        <w:t xml:space="preserve"> is stored. </w:t>
+      </w:r>
+      <w:r>
+        <w:rPr>
+          <w:i/>
+        </w:rPr>
+        <w:t>You must show your working.</w:t>
+      </w:r>
+      <w:r>
+        <w:t xml:space="preserve"> </w:t>
+      </w:r>
+      <w:r>
+        <w:rPr>
+          <w:b/>
+        </w:rPr>
+        <w:t>[3]</w:t>
+      </w:r>
+      <w:r>
+        <w:t xml:space="preserve"> (AO2)</w:t>
+      </w:r>
+    </w:p>
+    <w:p>
+      <w:pPr>
+        <w:spacing w:before="260"/>
+        <w:pBdr>
+          <w:bottom w:val="single" w:sz="4" w:space="1" w:color="AAB4C0"/>
+        </w:pBdr>
+      </w:pPr>
+    </w:p>
+    <w:p>
+      <w:pPr>
+        <w:spacing w:before="260"/>
+        <w:pBdr>
+          <w:bottom w:val="single" w:sz="4" w:space="1" w:color="AAB4C0"/>
+        </w:pBdr>
+      </w:pPr>
+    </w:p>
+    <w:p>
+      <w:pPr>
+        <w:spacing w:before="260"/>
+        <w:pBdr>
+          <w:bottom w:val="single" w:sz="4" w:space="1" w:color="AAB4C0"/>
+        </w:pBdr>
+      </w:pPr>
+    </w:p>
+    <w:p>
+      <w:pPr>
+        <w:spacing w:before="260"/>
+        <w:pBdr>
+          <w:bottom w:val="single" w:sz="4" w:space="1" w:color="AAB4C0"/>
+        </w:pBdr>
+      </w:pPr>
+    </w:p>
+    <w:p>
+      <w:r>
+        <w:rPr>
+          <w:b/>
+        </w:rPr>
+        <w:t>Working space:</w:t>
+      </w:r>
+    </w:p>
+    <w:p>
+      <w:r>
+        <w:t>&lt;br&gt;&lt;br&gt;&lt;br&gt;</w:t>
+      </w:r>
+    </w:p>
+    <w:p>
+      <w:r>
+        <w:rPr>
+          <w:b/>
+        </w:rPr>
+        <w:t>Q3</w:t>
+      </w:r>
+      <w:r>
+        <w:t xml:space="preserve"> A games engine stores numbers in a floating-point format with an </w:t>
+      </w:r>
+      <w:r>
+        <w:rPr>
+          <w:b/>
+        </w:rPr>
+        <w:t>8-bit mantissa</w:t>
+      </w:r>
+      <w:r>
+        <w:t xml:space="preserve"> and a </w:t>
+      </w:r>
+      <w:r>
+        <w:rPr>
+          <w:b/>
+        </w:rPr>
+        <w:t>4-bit exponent</w:t>
+      </w:r>
+      <w:r>
+        <w:t>, both in two's complement, with the binary point after the first (sign) bit of the mantissa.</w:t>
+      </w:r>
+    </w:p>
+    <w:p>
+      <w:r>
+        <w:t xml:space="preserve">Calculate the denary value of each of the following stored numbers. </w:t>
+      </w:r>
+      <w:r>
+        <w:rPr>
+          <w:i/>
+        </w:rPr>
+        <w:t>You must show your working.</w:t>
+      </w:r>
+    </w:p>
+    <w:p>
+      <w:r>
+        <w:rPr>
+          <w:b/>
+        </w:rPr>
+        <w:t>(i)</w:t>
+      </w:r>
+      <w:r>
+        <w:t xml:space="preserve"> mantissa </w:t>
+      </w:r>
+      <w:r>
+        <w:rPr>
+          <w:rFonts w:ascii="Consolas" w:hAnsi="Consolas"/>
+          <w:sz w:val="19"/>
+        </w:rPr>
+        <w:t>01011000</w:t>
+      </w:r>
+      <w:r>
+        <w:t xml:space="preserve">, exponent </w:t>
+      </w:r>
+      <w:r>
+        <w:rPr>
+          <w:rFonts w:ascii="Consolas" w:hAnsi="Consolas"/>
+          <w:sz w:val="19"/>
+        </w:rPr>
+        <w:t>0011</w:t>
+      </w:r>
+      <w:r>
+        <w:t xml:space="preserve"> </w:t>
+      </w:r>
+      <w:r>
+        <w:rPr>
+          <w:b/>
+        </w:rPr>
+        <w:t>[2]</w:t>
+      </w:r>
+      <w:r>
+        <w:t xml:space="preserve"> (AO2)</w:t>
+      </w:r>
+    </w:p>
+    <w:p>
+      <w:pPr>
+        <w:spacing w:before="260"/>
+        <w:pBdr>
+          <w:bottom w:val="single" w:sz="4" w:space="1" w:color="AAB4C0"/>
+        </w:pBdr>
+      </w:pPr>
+    </w:p>
+    <w:p>
+      <w:pPr>
+        <w:spacing w:before="260"/>
+        <w:pBdr>
+          <w:bottom w:val="single" w:sz="4" w:space="1" w:color="AAB4C0"/>
+        </w:pBdr>
+      </w:pPr>
+    </w:p>
+    <w:p>
+      <w:pPr>
+        <w:spacing w:before="260"/>
+        <w:pBdr>
+          <w:bottom w:val="single" w:sz="4" w:space="1" w:color="AAB4C0"/>
+        </w:pBdr>
+      </w:pPr>
+    </w:p>
+    <w:p>
+      <w:r>
+        <w:rPr>
+          <w:b/>
+        </w:rPr>
+        <w:t>Working space:</w:t>
+      </w:r>
+    </w:p>
+    <w:p>
+      <w:r>
+        <w:t>&lt;br&gt;&lt;br&gt;</w:t>
+      </w:r>
+    </w:p>
+    <w:p>
+      <w:r>
+        <w:rPr>
+          <w:b/>
+        </w:rPr>
+        <w:t>(ii)</w:t>
+      </w:r>
+      <w:r>
+        <w:t xml:space="preserve"> mantissa </w:t>
+      </w:r>
+      <w:r>
+        <w:rPr>
+          <w:rFonts w:ascii="Consolas" w:hAnsi="Consolas"/>
+          <w:sz w:val="19"/>
+        </w:rPr>
+        <w:t>10110000</w:t>
+      </w:r>
+      <w:r>
+        <w:t xml:space="preserve">, exponent </w:t>
+      </w:r>
+      <w:r>
+        <w:rPr>
+          <w:rFonts w:ascii="Consolas" w:hAnsi="Consolas"/>
+          <w:sz w:val="19"/>
+        </w:rPr>
+        <w:t>0011</w:t>
+      </w:r>
+      <w:r>
+        <w:t xml:space="preserve"> </w:t>
+      </w:r>
+      <w:r>
+        <w:rPr>
+          <w:b/>
+        </w:rPr>
+        <w:t>[2]</w:t>
+      </w:r>
+      <w:r>
+        <w:t xml:space="preserve"> (AO2)</w:t>
+      </w:r>
+    </w:p>
+    <w:p>
+      <w:pPr>
+        <w:spacing w:before="260"/>
+        <w:pBdr>
+          <w:bottom w:val="single" w:sz="4" w:space="1" w:color="AAB4C0"/>
+        </w:pBdr>
+      </w:pPr>
+    </w:p>
+    <w:p>
+      <w:pPr>
+        <w:spacing w:before="260"/>
+        <w:pBdr>
+          <w:bottom w:val="single" w:sz="4" w:space="1" w:color="AAB4C0"/>
+        </w:pBdr>
+      </w:pPr>
+    </w:p>
+    <w:p>
+      <w:pPr>
+        <w:spacing w:before="260"/>
+        <w:pBdr>
+          <w:bottom w:val="single" w:sz="4" w:space="1" w:color="AAB4C0"/>
+        </w:pBdr>
+      </w:pPr>
+    </w:p>
+    <w:p>
+      <w:r>
+        <w:rPr>
+          <w:b/>
+        </w:rPr>
+        <w:t>Working space:</w:t>
+      </w:r>
+    </w:p>
+    <w:p>
+      <w:r>
+        <w:t>&lt;br&gt;&lt;br&gt;</w:t>
+      </w:r>
+    </w:p>
+    <w:p>
+      <w:r>
+        <w:rPr>
+          <w:b/>
+        </w:rPr>
+        <w:t>Q4</w:t>
+      </w:r>
+      <w:r>
+        <w:t xml:space="preserve"> Use Boolean algebra to simplify the following expression, showing each step and naming the identity or rule used.</w:t>
+      </w:r>
+    </w:p>
+    <w:p>
+      <w:r>
+        <w:rPr>
+          <w:b/>
+        </w:rPr>
+        <w:t>X = A·B + A·¬B + ¬A·B</w:t>
+      </w:r>
+      <w:r>
+        <w:t xml:space="preserve"> </w:t>
+      </w:r>
+      <w:r>
+        <w:rPr>
+          <w:b/>
+        </w:rPr>
+        <w:t>[3]</w:t>
+      </w:r>
+      <w:r>
+        <w:t xml:space="preserve"> (AO2)</w:t>
+      </w:r>
+    </w:p>
+    <w:p>
+      <w:pPr>
+        <w:spacing w:before="260"/>
+        <w:pBdr>
+          <w:bottom w:val="single" w:sz="4" w:space="1" w:color="AAB4C0"/>
+        </w:pBdr>
+      </w:pPr>
+    </w:p>
+    <w:p>
+      <w:pPr>
+        <w:spacing w:before="260"/>
+        <w:pBdr>
+          <w:bottom w:val="single" w:sz="4" w:space="1" w:color="AAB4C0"/>
+        </w:pBdr>
+      </w:pPr>
+    </w:p>
+    <w:p>
+      <w:pPr>
+        <w:spacing w:before="260"/>
+        <w:pBdr>
+          <w:bottom w:val="single" w:sz="4" w:space="1" w:color="AAB4C0"/>
+        </w:pBdr>
+      </w:pPr>
+    </w:p>
+    <w:p>
+      <w:pPr>
+        <w:spacing w:before="260"/>
+        <w:pBdr>
+          <w:bottom w:val="single" w:sz="4" w:space="1" w:color="AAB4C0"/>
+        </w:pBdr>
+      </w:pPr>
+    </w:p>
+    <w:p>
+      <w:r>
+        <w:rPr>
+          <w:rFonts w:ascii="Consolas" w:hAnsi="Consolas"/>
+          <w:sz w:val="19"/>
+        </w:rPr>
+        <w:t>_______________________________________________________________</w:t>
+      </w:r>
+    </w:p>
+    <w:p>
+      <w:r>
+        <w:rPr>
+          <w:rFonts w:ascii="Consolas" w:hAnsi="Consolas"/>
+          <w:sz w:val="19"/>
+        </w:rPr>
+        <w:t>_______________________________________________________________</w:t>
+      </w:r>
+    </w:p>
+    <w:p>
+      <w:r>
+        <w:rPr>
+          <w:rFonts w:ascii="Consolas" w:hAnsi="Consolas"/>
+          <w:sz w:val="19"/>
+        </w:rPr>
+        <w:t>_______________________________________________________________</w:t>
+      </w:r>
+    </w:p>
+    <w:p>
+      <w:r>
+        <w:rPr>
+          <w:b/>
+        </w:rPr>
+        <w:t>Q5</w:t>
+      </w:r>
+      <w:r>
+        <w:t xml:space="preserve"> A text editor provides an </w:t>
+      </w:r>
+      <w:r>
+        <w:rPr>
+          <w:i/>
+        </w:rPr>
+        <w:t>undo</w:t>
+      </w:r>
+      <w:r>
+        <w:t xml:space="preserve"> feature. Every time the user performs an action (e.g. typing a word, deleting a line) the action is recorded; pressing </w:t>
+      </w:r>
+      <w:r>
+        <w:rPr>
+          <w:i/>
+        </w:rPr>
+        <w:t>undo</w:t>
+      </w:r>
+      <w:r>
+        <w:t xml:space="preserve"> reverses the most recent action first.</w:t>
+      </w:r>
+    </w:p>
+    <w:p>
+      <w:r>
+        <w:t xml:space="preserve">Explain why a </w:t>
+      </w:r>
+      <w:r>
+        <w:rPr>
+          <w:b/>
+        </w:rPr>
+        <w:t>stack</w:t>
+      </w:r>
+      <w:r>
+        <w:t xml:space="preserve"> is an appropriate data structure for this feature, describing the operations used when an action is performed and when </w:t>
+      </w:r>
+      <w:r>
+        <w:rPr>
+          <w:i/>
+        </w:rPr>
+        <w:t>undo</w:t>
+      </w:r>
+      <w:r>
+        <w:t xml:space="preserve"> is pressed. </w:t>
+      </w:r>
+      <w:r>
+        <w:rPr>
+          <w:b/>
+        </w:rPr>
+        <w:t>[3]</w:t>
+      </w:r>
+      <w:r>
+        <w:t xml:space="preserve"> (AO2)</w:t>
+      </w:r>
+    </w:p>
+    <w:p>
+      <w:pPr>
+        <w:spacing w:before="260"/>
+        <w:pBdr>
+          <w:bottom w:val="single" w:sz="4" w:space="1" w:color="AAB4C0"/>
+        </w:pBdr>
+      </w:pPr>
+    </w:p>
+    <w:p>
+      <w:pPr>
+        <w:spacing w:before="260"/>
+        <w:pBdr>
+          <w:bottom w:val="single" w:sz="4" w:space="1" w:color="AAB4C0"/>
+        </w:pBdr>
+      </w:pPr>
+    </w:p>
+    <w:p>
+      <w:pPr>
+        <w:spacing w:before="260"/>
+        <w:pBdr>
+          <w:bottom w:val="single" w:sz="4" w:space="1" w:color="AAB4C0"/>
+        </w:pBdr>
+      </w:pPr>
+    </w:p>
+    <w:p>
+      <w:pPr>
+        <w:spacing w:before="260"/>
+        <w:pBdr>
+          <w:bottom w:val="single" w:sz="4" w:space="1" w:color="AAB4C0"/>
+        </w:pBdr>
+      </w:pPr>
+    </w:p>
+    <w:p>
+      <w:r>
+        <w:rPr>
+          <w:rFonts w:ascii="Consolas" w:hAnsi="Consolas"/>
+          <w:sz w:val="19"/>
+        </w:rPr>
+        <w:t>_______________________________________________________________</w:t>
+      </w:r>
+    </w:p>
+    <w:p>
+      <w:r>
+        <w:rPr>
+          <w:rFonts w:ascii="Consolas" w:hAnsi="Consolas"/>
+          <w:sz w:val="19"/>
+        </w:rPr>
+        <w:t>_______________________________________________________________</w:t>
+      </w:r>
+    </w:p>
+    <w:p>
+      <w:r>
+        <w:rPr>
+          <w:rFonts w:ascii="Consolas" w:hAnsi="Consolas"/>
+          <w:sz w:val="19"/>
+        </w:rPr>
+        <w:t>_______________________________________________________________</w:t>
+      </w:r>
+    </w:p>
+    <w:p>
+      <w:r>
+        <w:rPr>
+          <w:b/>
+        </w:rPr>
+        <w:t>Q6</w:t>
+      </w:r>
+      <w:r>
+        <w:t xml:space="preserve"> State the purpose of a </w:t>
+      </w:r>
+      <w:r>
+        <w:rPr>
+          <w:b/>
+        </w:rPr>
+        <w:t>D-type flip-flop</w:t>
+      </w:r>
+      <w:r>
+        <w:t xml:space="preserve">, and describe the role of the </w:t>
+      </w:r>
+      <w:r>
+        <w:rPr>
+          <w:b/>
+        </w:rPr>
+        <w:t>clock</w:t>
+      </w:r>
+      <w:r>
+        <w:t xml:space="preserve"> input. </w:t>
+      </w:r>
+      <w:r>
+        <w:rPr>
+          <w:b/>
+        </w:rPr>
+        <w:t>[2]</w:t>
+      </w:r>
+      <w:r>
+        <w:t xml:space="preserve"> (AO1)</w:t>
+      </w:r>
+    </w:p>
+    <w:p>
+      <w:pPr>
+        <w:spacing w:before="260"/>
+        <w:pBdr>
+          <w:bottom w:val="single" w:sz="4" w:space="1" w:color="AAB4C0"/>
+        </w:pBdr>
+      </w:pPr>
+    </w:p>
+    <w:p>
+      <w:pPr>
+        <w:spacing w:before="260"/>
+        <w:pBdr>
+          <w:bottom w:val="single" w:sz="4" w:space="1" w:color="AAB4C0"/>
+        </w:pBdr>
+      </w:pPr>
+    </w:p>
+    <w:p>
+      <w:pPr>
+        <w:spacing w:before="260"/>
+        <w:pBdr>
+          <w:bottom w:val="single" w:sz="4" w:space="1" w:color="AAB4C0"/>
+        </w:pBdr>
+      </w:pPr>
+    </w:p>
+    <w:p>
+      <w:r>
+        <w:rPr>
+          <w:rFonts w:ascii="Consolas" w:hAnsi="Consolas"/>
+          <w:sz w:val="19"/>
+        </w:rPr>
+        <w:t>_______________________________________________________________</w:t>
+      </w:r>
+    </w:p>
+    <w:p>
+      <w:r>
+        <w:rPr>
+          <w:rFonts w:ascii="Consolas" w:hAnsi="Consolas"/>
+          <w:sz w:val="19"/>
+        </w:rPr>
+        <w:t>_______________________________________________________________</w:t>
+      </w:r>
+    </w:p>
+    <w:p>
+      <w:r>
+        <w:rPr>
+          <w:b/>
+        </w:rPr>
+        <w:t>Q7</w:t>
+      </w:r>
+      <w:r>
+        <w:t xml:space="preserve"> An online game stores each player's high score. Player names (the keys) are stored in a </w:t>
+      </w:r>
+      <w:r>
+        <w:rPr>
+          <w:b/>
+        </w:rPr>
+        <w:t>hash table</w:t>
+      </w:r>
+      <w:r>
+        <w:t xml:space="preserve"> so that a player's score can be found quickly.</w:t>
+      </w:r>
+    </w:p>
+    <w:p>
+      <w:r>
+        <w:t xml:space="preserve">Explain how the hash table is used to </w:t>
+      </w:r>
+      <w:r>
+        <w:rPr>
+          <w:b/>
+        </w:rPr>
+        <w:t>store</w:t>
+      </w:r>
+      <w:r>
+        <w:t xml:space="preserve"> and </w:t>
+      </w:r>
+      <w:r>
+        <w:rPr>
+          <w:b/>
+        </w:rPr>
+        <w:t>retrieve</w:t>
+      </w:r>
+      <w:r>
+        <w:t xml:space="preserve"> a player's score, and what happens when a </w:t>
+      </w:r>
+      <w:r>
+        <w:rPr>
+          <w:b/>
+        </w:rPr>
+        <w:t>collision</w:t>
+      </w:r>
+      <w:r>
+        <w:t xml:space="preserve"> occurs. </w:t>
+      </w:r>
+      <w:r>
+        <w:rPr>
+          <w:b/>
+        </w:rPr>
+        <w:t>[4]</w:t>
+      </w:r>
+      <w:r>
+        <w:t xml:space="preserve"> (AO2)</w:t>
+      </w:r>
+    </w:p>
+    <w:p>
+      <w:pPr>
+        <w:spacing w:before="260"/>
+        <w:pBdr>
+          <w:bottom w:val="single" w:sz="4" w:space="1" w:color="AAB4C0"/>
+        </w:pBdr>
+      </w:pPr>
+    </w:p>
+    <w:p>
+      <w:pPr>
+        <w:spacing w:before="260"/>
+        <w:pBdr>
+          <w:bottom w:val="single" w:sz="4" w:space="1" w:color="AAB4C0"/>
+        </w:pBdr>
+      </w:pPr>
+    </w:p>
+    <w:p>
+      <w:pPr>
+        <w:spacing w:before="260"/>
+        <w:pBdr>
+          <w:bottom w:val="single" w:sz="4" w:space="1" w:color="AAB4C0"/>
+        </w:pBdr>
+      </w:pPr>
+    </w:p>
+    <w:p>
+      <w:pPr>
+        <w:spacing w:before="260"/>
+        <w:pBdr>
+          <w:bottom w:val="single" w:sz="4" w:space="1" w:color="AAB4C0"/>
+        </w:pBdr>
+      </w:pPr>
+    </w:p>
+    <w:p>
+      <w:pPr>
+        <w:spacing w:before="260"/>
+        <w:pBdr>
+          <w:bottom w:val="single" w:sz="4" w:space="1" w:color="AAB4C0"/>
+        </w:pBdr>
+      </w:pPr>
+    </w:p>
+    <w:p>
+      <w:pPr>
+        <w:spacing w:before="260"/>
+        <w:pBdr>
+          <w:bottom w:val="single" w:sz="4" w:space="1" w:color="AAB4C0"/>
+        </w:pBdr>
+      </w:pPr>
+    </w:p>
+    <w:p>
+      <w:r>
+        <w:rPr>
+          <w:rFonts w:ascii="Consolas" w:hAnsi="Consolas"/>
+          <w:sz w:val="19"/>
+        </w:rPr>
+        <w:t>_______________________________________________________________</w:t>
+      </w:r>
+    </w:p>
+    <w:p>
+      <w:r>
+        <w:rPr>
+          <w:rFonts w:ascii="Consolas" w:hAnsi="Consolas"/>
+          <w:sz w:val="19"/>
+        </w:rPr>
+        <w:t>_______________________________________________________________</w:t>
+      </w:r>
+    </w:p>
+    <w:p>
+      <w:r>
+        <w:rPr>
+          <w:rFonts w:ascii="Consolas" w:hAnsi="Consolas"/>
+          <w:sz w:val="19"/>
+        </w:rPr>
+        <w:t>_______________________________________________________________</w:t>
+      </w:r>
+    </w:p>
+    <w:p>
+      <w:r>
+        <w:rPr>
+          <w:rFonts w:ascii="Consolas" w:hAnsi="Consolas"/>
+          <w:sz w:val="19"/>
+        </w:rPr>
+        <w:t>_______________________________________________________________</w:t>
+      </w:r>
+    </w:p>
+    <w:p>
+      <w:r>
+        <w:rPr>
+          <w:b/>
+        </w:rPr>
+        <w:t>Q8\</w:t>
+      </w:r>
+      <w:r>
+        <w:t>* A developer is building a contacts app for a phone. The app must:</w:t>
+      </w:r>
+    </w:p>
+    <w:p>
+      <w:pPr>
+        <w:pStyle w:val="ListBullet"/>
+      </w:pPr>
+      <w:r>
+        <w:t xml:space="preserve">find a contact's details from their name </w:t>
+      </w:r>
+      <w:r>
+        <w:rPr>
+          <w:b/>
+        </w:rPr>
+        <w:t>as quickly as possible</w:t>
+      </w:r>
+      <w:r>
+        <w:t>, and</w:t>
+      </w:r>
+    </w:p>
+    <w:p>
+      <w:pPr>
+        <w:pStyle w:val="ListBullet"/>
+      </w:pPr>
+      <w:r>
+        <w:t xml:space="preserve">display the full contact list </w:t>
+      </w:r>
+      <w:r>
+        <w:rPr>
+          <w:b/>
+        </w:rPr>
+        <w:t>in alphabetical order</w:t>
+      </w:r>
+      <w:r>
+        <w:t xml:space="preserve"> whenever it is opened.</w:t>
+      </w:r>
+    </w:p>
+    <w:p>
+      <w:r>
+        <w:t xml:space="preserve">The developer is deciding whether to store the contacts in a </w:t>
+      </w:r>
+      <w:r>
+        <w:rPr>
+          <w:b/>
+        </w:rPr>
+        <w:t>hash table</w:t>
+      </w:r>
+      <w:r>
+        <w:t xml:space="preserve"> or a </w:t>
+      </w:r>
+      <w:r>
+        <w:rPr>
+          <w:b/>
+        </w:rPr>
+        <w:t>binary search tree (BST)</w:t>
+      </w:r>
+      <w:r>
+        <w:t>.</w:t>
+      </w:r>
+    </w:p>
+    <w:p>
+      <w:r>
+        <w:t xml:space="preserve">Discuss the suitability of each data structure for this app and recommend, with justification, which the developer should use. </w:t>
+      </w:r>
+      <w:r>
+        <w:rPr>
+          <w:b/>
+        </w:rPr>
+        <w:t>[9]</w:t>
+      </w:r>
+      <w:r>
+        <w:t xml:space="preserve"> (AO3)</w:t>
+      </w:r>
+    </w:p>
+    <w:p>
+      <w:pPr>
+        <w:spacing w:before="260"/>
+        <w:pBdr>
+          <w:bottom w:val="single" w:sz="4" w:space="1" w:color="AAB4C0"/>
+        </w:pBdr>
+      </w:pPr>
+    </w:p>
+    <w:p>
+      <w:pPr>
+        <w:spacing w:before="260"/>
+        <w:pBdr>
+          <w:bottom w:val="single" w:sz="4" w:space="1" w:color="AAB4C0"/>
+        </w:pBdr>
+      </w:pPr>
+    </w:p>
+    <w:p>
+      <w:pPr>
+        <w:spacing w:before="260"/>
+        <w:pBdr>
+          <w:bottom w:val="single" w:sz="4" w:space="1" w:color="AAB4C0"/>
+        </w:pBdr>
+      </w:pPr>
+    </w:p>
+    <w:p>
+      <w:pPr>
+        <w:spacing w:before="260"/>
+        <w:pBdr>
+          <w:bottom w:val="single" w:sz="4" w:space="1" w:color="AAB4C0"/>
+        </w:pBdr>
+      </w:pPr>
+    </w:p>
+    <w:p>
+      <w:pPr>
+        <w:spacing w:before="260"/>
+        <w:pBdr>
+          <w:bottom w:val="single" w:sz="4" w:space="1" w:color="AAB4C0"/>
+        </w:pBdr>
+      </w:pPr>
+    </w:p>
+    <w:p>
+      <w:pPr>
+        <w:spacing w:before="260"/>
+        <w:pBdr>
+          <w:bottom w:val="single" w:sz="4" w:space="1" w:color="AAB4C0"/>
+        </w:pBdr>
+      </w:pPr>
+    </w:p>
+    <w:p>
+      <w:pPr>
+        <w:spacing w:before="260"/>
+        <w:pBdr>
+          <w:bottom w:val="single" w:sz="4" w:space="1" w:color="AAB4C0"/>
+        </w:pBdr>
+      </w:pPr>
+    </w:p>
+    <w:p>
+      <w:pPr>
+        <w:spacing w:before="260"/>
+        <w:pBdr>
+          <w:bottom w:val="single" w:sz="4" w:space="1" w:color="AAB4C0"/>
+        </w:pBdr>
+      </w:pPr>
+    </w:p>
+    <w:p>
+      <w:pPr>
+        <w:spacing w:before="260"/>
+        <w:pBdr>
+          <w:bottom w:val="single" w:sz="4" w:space="1" w:color="AAB4C0"/>
+        </w:pBdr>
+      </w:pPr>
+    </w:p>
+    <w:p>
+      <w:pPr>
+        <w:spacing w:before="260"/>
+        <w:pBdr>
+          <w:bottom w:val="single" w:sz="4" w:space="1" w:color="AAB4C0"/>
+        </w:pBdr>
+      </w:pPr>
+    </w:p>
+    <w:p>
+      <w:pPr>
+        <w:spacing w:before="260"/>
+        <w:pBdr>
+          <w:bottom w:val="single" w:sz="4" w:space="1" w:color="AAB4C0"/>
+        </w:pBdr>
+      </w:pPr>
+    </w:p>
+    <w:p>
+      <w:pPr>
+        <w:spacing w:before="260"/>
+        <w:pBdr>
+          <w:bottom w:val="single" w:sz="4" w:space="1" w:color="AAB4C0"/>
+        </w:pBdr>
+      </w:pPr>
+    </w:p>
+    <w:p>
+      <w:r>
+        <w:rPr>
+          <w:rFonts w:ascii="Consolas" w:hAnsi="Consolas"/>
+          <w:sz w:val="19"/>
+        </w:rPr>
+        <w:t>_______________________________________________________________</w:t>
+      </w:r>
+    </w:p>
+    <w:p>
+      <w:r>
+        <w:rPr>
+          <w:rFonts w:ascii="Consolas" w:hAnsi="Consolas"/>
+          <w:sz w:val="19"/>
+        </w:rPr>
+        <w:t>_______________________________________________________________</w:t>
+      </w:r>
+    </w:p>
+    <w:p>
+      <w:r>
+        <w:rPr>
+          <w:rFonts w:ascii="Consolas" w:hAnsi="Consolas"/>
+          <w:sz w:val="19"/>
+        </w:rPr>
+        <w:t>_______________________________________________________________</w:t>
+      </w:r>
+    </w:p>
+    <w:p>
+      <w:r>
+        <w:rPr>
+          <w:rFonts w:ascii="Consolas" w:hAnsi="Consolas"/>
+          <w:sz w:val="19"/>
+        </w:rPr>
+        <w:t>_______________________________________________________________</w:t>
+      </w:r>
+    </w:p>
+    <w:p>
+      <w:r>
+        <w:rPr>
+          <w:rFonts w:ascii="Consolas" w:hAnsi="Consolas"/>
+          <w:sz w:val="19"/>
+        </w:rPr>
+        <w:t>_______________________________________________________________</w:t>
+      </w:r>
+    </w:p>
+    <w:p>
+      <w:r>
+        <w:rPr>
+          <w:rFonts w:ascii="Consolas" w:hAnsi="Consolas"/>
+          <w:sz w:val="19"/>
+        </w:rPr>
+        <w:t>_______________________________________________________________</w:t>
+      </w:r>
+    </w:p>
+    <w:p>
+      <w:r>
+        <w:rPr>
+          <w:rFonts w:ascii="Consolas" w:hAnsi="Consolas"/>
+          <w:sz w:val="19"/>
+        </w:rPr>
+        <w:t>_______________________________________________________________</w:t>
+      </w:r>
+    </w:p>
+    <w:p>
+      <w:r>
+        <w:rPr>
+          <w:rFonts w:ascii="Consolas" w:hAnsi="Consolas"/>
+          <w:sz w:val="19"/>
+        </w:rPr>
+        <w:t>_______________________________________________________________</w:t>
+      </w:r>
+    </w:p>
+    <w:p>
+      <w:r>
+        <w:rPr>
+          <w:b/>
+        </w:rPr>
+        <w:t>Section B total: 30 marks</w:t>
       </w:r>
     </w:p>
     <w:p>
